--- a/Coding 1 - year/Unit 3 - Conditionals/Daily Lesson Plans/Word/Day 54.docx
+++ b/Coding 1 - year/Unit 3 - Conditionals/Daily Lesson Plans/Word/Day 54.docx
@@ -50,12 +50,15 @@
               </w:rPr>
               <w:t xml:space="preserve">Coding I — Full Year</w:t>
             </w:r>
-          </w:p>
-          <w:p>
-            <w:pPr>
-              <w:spacing w:before="40"/>
-              <w:jc w:val="center"/>
-            </w:pPr>
+            <w:r>
+              <w:rPr>
+                <w:rFonts w:ascii="Arial" w:cs="Arial" w:eastAsia="Arial" w:hAnsi="Arial"/>
+                <w:sz w:val="16"/>
+                <w:szCs w:val="16"/>
+              </w:rPr>
+              <w:br/>
+              <w:t xml:space="preserve"/>
+            </w:r>
             <w:r>
               <w:rPr>
                 <w:rFonts w:ascii="Arial" w:cs="Arial" w:eastAsia="Arial" w:hAnsi="Arial"/>
@@ -83,7 +86,7 @@
           <w:rFonts w:ascii="Arial" w:cs="Arial" w:eastAsia="Arial" w:hAnsi="Arial"/>
           <w:b/>
           <w:bCs/>
-          <w:color w:val="1F3864"/>
+          <w:color w:val="2B5797"/>
           <w:sz w:val="32"/>
           <w:szCs w:val="32"/>
         </w:rPr>
@@ -261,9 +264,9 @@
               <w:right w:val="single" w:color="CCCCCC" w:sz="1"/>
             </w:tcBorders>
             <w:tcMar>
-              <w:top w:type="dxa" w:w="60"/>
+              <w:top w:type="dxa" w:w="80"/>
               <w:left w:type="dxa" w:w="120"/>
-              <w:bottom w:type="dxa" w:w="60"/>
+              <w:bottom w:type="dxa" w:w="80"/>
               <w:right w:type="dxa" w:w="120"/>
             </w:tcMar>
           </w:tcPr>
@@ -290,20 +293,147 @@
               <w:right w:val="single" w:color="CCCCCC" w:sz="1"/>
             </w:tcBorders>
             <w:tcMar>
-              <w:top w:type="dxa" w:w="60"/>
+              <w:top w:type="dxa" w:w="80"/>
               <w:left w:type="dxa" w:w="120"/>
-              <w:bottom w:type="dxa" w:w="60"/>
+              <w:bottom w:type="dxa" w:w="80"/>
               <w:right w:type="dxa" w:w="120"/>
             </w:tcMar>
           </w:tcPr>
           <w:p>
-            <w:r>
-              <w:rPr>
-                <w:rFonts w:ascii="Arial" w:cs="Arial" w:eastAsia="Arial" w:hAnsi="Arial"/>
-                <w:sz w:val="20"/>
-                <w:szCs w:val="20"/>
+            <w:pPr>
+              <w:spacing w:after="80" w:before="80"/>
+            </w:pPr>
+            <w:r>
+              <w:rPr>
+                <w:rFonts w:ascii="Arial" w:cs="Arial" w:eastAsia="Arial" w:hAnsi="Arial"/>
+                <w:b/>
+                <w:bCs/>
+                <w:i w:val="false"/>
+                <w:iCs w:val="false"/>
+                <w:color w:val="000000"/>
+                <w:sz w:val="22"/>
+                <w:szCs w:val="22"/>
               </w:rPr>
               <w:t xml:space="preserve">Bell Ringer / Review</w:t>
+            </w:r>
+            <w:r>
+              <w:rPr>
+                <w:rFonts w:ascii="Arial" w:cs="Arial" w:eastAsia="Arial" w:hAnsi="Arial"/>
+                <w:sz w:val="20"/>
+                <w:szCs w:val="20"/>
+              </w:rPr>
+              <w:br/>
+              <w:t xml:space="preserve"/>
+            </w:r>
+            <w:r>
+              <w:rPr>
+                <w:rFonts w:ascii="Arial" w:cs="Arial" w:eastAsia="Arial" w:hAnsi="Arial"/>
+                <w:sz w:val="20"/>
+                <w:szCs w:val="20"/>
+              </w:rPr>
+              <w:br/>
+              <w:t xml:space="preserve"/>
+            </w:r>
+            <w:r>
+              <w:rPr>
+                <w:rFonts w:ascii="Arial" w:cs="Arial" w:eastAsia="Arial" w:hAnsi="Arial"/>
+                <w:b/>
+                <w:bCs/>
+                <w:i w:val="false"/>
+                <w:iCs w:val="false"/>
+                <w:color w:val="000000"/>
+                <w:sz w:val="20"/>
+                <w:szCs w:val="20"/>
+              </w:rPr>
+              <w:t xml:space="preserve">Quick Write </w:t>
+            </w:r>
+            <w:r>
+              <w:rPr>
+                <w:rFonts w:ascii="Arial" w:cs="Arial" w:eastAsia="Arial" w:hAnsi="Arial"/>
+                <w:b w:val="false"/>
+                <w:bCs w:val="false"/>
+                <w:i w:val="false"/>
+                <w:iCs w:val="false"/>
+                <w:color w:val="000000"/>
+                <w:sz w:val="20"/>
+                <w:szCs w:val="20"/>
+              </w:rPr>
+              <w:t xml:space="preserve">(3 min — written or verbal):</w:t>
+            </w:r>
+            <w:r>
+              <w:rPr>
+                <w:rFonts w:ascii="Arial" w:cs="Arial" w:eastAsia="Arial" w:hAnsi="Arial"/>
+                <w:sz w:val="20"/>
+                <w:szCs w:val="20"/>
+              </w:rPr>
+              <w:br/>
+              <w:t xml:space="preserve"/>
+            </w:r>
+            <w:r>
+              <w:rPr>
+                <w:rFonts w:ascii="Arial" w:cs="Arial" w:eastAsia="Arial" w:hAnsi="Arial"/>
+                <w:b w:val="false"/>
+                <w:bCs w:val="false"/>
+                <w:i w:val="false"/>
+                <w:iCs w:val="false"/>
+                <w:color w:val="000000"/>
+                <w:sz w:val="20"/>
+                <w:szCs w:val="20"/>
+              </w:rPr>
+              <w:t xml:space="preserve">    What do you already know about how to apply if/elif/else patterns to real-world problems like grade calculators and menu systems?</w:t>
+            </w:r>
+            <w:r>
+              <w:rPr>
+                <w:rFonts w:ascii="Arial" w:cs="Arial" w:eastAsia="Arial" w:hAnsi="Arial"/>
+                <w:sz w:val="20"/>
+                <w:szCs w:val="20"/>
+              </w:rPr>
+              <w:br/>
+              <w:t xml:space="preserve"/>
+            </w:r>
+            <w:r>
+              <w:rPr>
+                <w:rFonts w:ascii="Arial" w:cs="Arial" w:eastAsia="Arial" w:hAnsi="Arial"/>
+                <w:sz w:val="20"/>
+                <w:szCs w:val="20"/>
+              </w:rPr>
+              <w:br/>
+              <w:t xml:space="preserve"/>
+            </w:r>
+            <w:r>
+              <w:rPr>
+                <w:rFonts w:ascii="Arial" w:cs="Arial" w:eastAsia="Arial" w:hAnsi="Arial"/>
+                <w:b w:val="false"/>
+                <w:bCs w:val="false"/>
+                <w:i/>
+                <w:iCs/>
+                <w:color w:val="444444"/>
+                <w:sz w:val="20"/>
+                <w:szCs w:val="20"/>
+              </w:rPr>
+              <w:t xml:space="preserve">Today's Goal: By the end of class you will be able to apply if/elif/else patterns to real-world problems like grade calculators and menu systems.</w:t>
+            </w:r>
+            <w:r>
+              <w:rPr>
+                <w:rFonts w:ascii="Arial" w:cs="Arial" w:eastAsia="Arial" w:hAnsi="Arial"/>
+                <w:sz w:val="20"/>
+                <w:szCs w:val="20"/>
+              </w:rPr>
+              <w:br/>
+              <w:t xml:space="preserve"/>
+            </w:r>
+            <w:r>
+              <w:rPr>
+                <w:rFonts w:ascii="Arial" w:cs="Arial" w:eastAsia="Arial" w:hAnsi="Arial"/>
+                <w:b w:val="false"/>
+                <w:bCs w:val="false"/>
+                <w:i/>
+                <w:iCs/>
+                <w:color w:val="555555"/>
+                <w:sz w:val="20"/>
+                <w:szCs w:val="20"/>
+              </w:rPr>
+              <w:t xml:space="preserve">→ Pair-share your response, then 2–3 students share with the class.</w:t>
             </w:r>
           </w:p>
         </w:tc>
@@ -319,9 +449,9 @@
               <w:right w:val="single" w:color="CCCCCC" w:sz="1"/>
             </w:tcBorders>
             <w:tcMar>
-              <w:top w:type="dxa" w:w="60"/>
+              <w:top w:type="dxa" w:w="80"/>
               <w:left w:type="dxa" w:w="120"/>
-              <w:bottom w:type="dxa" w:w="60"/>
+              <w:bottom w:type="dxa" w:w="80"/>
               <w:right w:type="dxa" w:w="120"/>
             </w:tcMar>
           </w:tcPr>
@@ -348,20 +478,164 @@
               <w:right w:val="single" w:color="CCCCCC" w:sz="1"/>
             </w:tcBorders>
             <w:tcMar>
-              <w:top w:type="dxa" w:w="60"/>
+              <w:top w:type="dxa" w:w="80"/>
               <w:left w:type="dxa" w:w="120"/>
-              <w:bottom w:type="dxa" w:w="60"/>
+              <w:bottom w:type="dxa" w:w="80"/>
               <w:right w:type="dxa" w:w="120"/>
             </w:tcMar>
           </w:tcPr>
           <w:p>
-            <w:r>
-              <w:rPr>
-                <w:rFonts w:ascii="Arial" w:cs="Arial" w:eastAsia="Arial" w:hAnsi="Arial"/>
-                <w:sz w:val="20"/>
-                <w:szCs w:val="20"/>
-              </w:rPr>
-              <w:t xml:space="preserve">Mini Lesson: Practice with if/elif/else</w:t>
+            <w:pPr>
+              <w:spacing w:after="80" w:before="80"/>
+            </w:pPr>
+            <w:r>
+              <w:rPr>
+                <w:rFonts w:ascii="Arial" w:cs="Arial" w:eastAsia="Arial" w:hAnsi="Arial"/>
+                <w:b/>
+                <w:bCs/>
+                <w:i w:val="false"/>
+                <w:iCs w:val="false"/>
+                <w:color w:val="000000"/>
+                <w:sz w:val="22"/>
+                <w:szCs w:val="22"/>
+              </w:rPr>
+              <w:t xml:space="preserve">Mini Lesson: </w:t>
+            </w:r>
+            <w:r>
+              <w:rPr>
+                <w:rFonts w:ascii="Arial" w:cs="Arial" w:eastAsia="Arial" w:hAnsi="Arial"/>
+                <w:b w:val="false"/>
+                <w:bCs w:val="false"/>
+                <w:i w:val="false"/>
+                <w:iCs w:val="false"/>
+                <w:color w:val="000000"/>
+                <w:sz w:val="22"/>
+                <w:szCs w:val="22"/>
+              </w:rPr>
+              <w:t xml:space="preserve">Practice with if/elif/else</w:t>
+            </w:r>
+            <w:r>
+              <w:rPr>
+                <w:rFonts w:ascii="Arial" w:cs="Arial" w:eastAsia="Arial" w:hAnsi="Arial"/>
+                <w:sz w:val="20"/>
+                <w:szCs w:val="20"/>
+              </w:rPr>
+              <w:br/>
+              <w:t xml:space="preserve"/>
+            </w:r>
+            <w:r>
+              <w:rPr>
+                <w:rFonts w:ascii="Arial" w:cs="Arial" w:eastAsia="Arial" w:hAnsi="Arial"/>
+                <w:sz w:val="20"/>
+                <w:szCs w:val="20"/>
+              </w:rPr>
+              <w:br/>
+              <w:t xml:space="preserve"/>
+            </w:r>
+            <w:r>
+              <w:rPr>
+                <w:rFonts w:ascii="Arial" w:cs="Arial" w:eastAsia="Arial" w:hAnsi="Arial"/>
+                <w:b/>
+                <w:bCs/>
+                <w:i/>
+                <w:iCs/>
+                <w:color w:val="000000"/>
+                <w:sz w:val="20"/>
+                <w:szCs w:val="20"/>
+              </w:rPr>
+              <w:t xml:space="preserve">Learning Target: </w:t>
+            </w:r>
+            <w:r>
+              <w:rPr>
+                <w:rFonts w:ascii="Arial" w:cs="Arial" w:eastAsia="Arial" w:hAnsi="Arial"/>
+                <w:b w:val="false"/>
+                <w:bCs w:val="false"/>
+                <w:i/>
+                <w:iCs/>
+                <w:color w:val="333333"/>
+                <w:sz w:val="20"/>
+                <w:szCs w:val="20"/>
+              </w:rPr>
+              <w:t xml:space="preserve">I can apply if/elif/else patterns to real-world problems like grade calculators and menu systems.</w:t>
+            </w:r>
+            <w:r>
+              <w:rPr>
+                <w:rFonts w:ascii="Arial" w:cs="Arial" w:eastAsia="Arial" w:hAnsi="Arial"/>
+                <w:sz w:val="20"/>
+                <w:szCs w:val="20"/>
+              </w:rPr>
+              <w:br/>
+              <w:t xml:space="preserve"/>
+            </w:r>
+            <w:r>
+              <w:rPr>
+                <w:rFonts w:ascii="Arial" w:cs="Arial" w:eastAsia="Arial" w:hAnsi="Arial"/>
+                <w:sz w:val="20"/>
+                <w:szCs w:val="20"/>
+              </w:rPr>
+              <w:br/>
+              <w:t xml:space="preserve"/>
+            </w:r>
+            <w:r>
+              <w:rPr>
+                <w:rFonts w:ascii="Arial" w:cs="Arial" w:eastAsia="Arial" w:hAnsi="Arial"/>
+                <w:b/>
+                <w:bCs/>
+                <w:i/>
+                <w:iCs/>
+                <w:color w:val="555555"/>
+                <w:sz w:val="20"/>
+                <w:szCs w:val="20"/>
+              </w:rPr>
+              <w:t xml:space="preserve">→ Live Demo — </w:t>
+            </w:r>
+            <w:r>
+              <w:rPr>
+                <w:rFonts w:ascii="Arial" w:cs="Arial" w:eastAsia="Arial" w:hAnsi="Arial"/>
+                <w:b w:val="false"/>
+                <w:bCs w:val="false"/>
+                <w:i/>
+                <w:iCs/>
+                <w:color w:val="555555"/>
+                <w:sz w:val="20"/>
+                <w:szCs w:val="20"/>
+              </w:rPr>
+              <w:t xml:space="preserve">type examples as students follow along in their own editor.</w:t>
+            </w:r>
+            <w:r>
+              <w:rPr>
+                <w:rFonts w:ascii="Arial" w:cs="Arial" w:eastAsia="Arial" w:hAnsi="Arial"/>
+                <w:sz w:val="20"/>
+                <w:szCs w:val="20"/>
+              </w:rPr>
+              <w:br/>
+              <w:t xml:space="preserve"/>
+            </w:r>
+            <w:r>
+              <w:rPr>
+                <w:rFonts w:ascii="Arial" w:cs="Arial" w:eastAsia="Arial" w:hAnsi="Arial"/>
+                <w:b/>
+                <w:bCs/>
+                <w:i/>
+                <w:iCs/>
+                <w:color w:val="555555"/>
+                <w:sz w:val="20"/>
+                <w:szCs w:val="20"/>
+              </w:rPr>
+              <w:t xml:space="preserve">→ Check for Understanding: </w:t>
+            </w:r>
+            <w:r>
+              <w:rPr>
+                <w:rFonts w:ascii="Arial" w:cs="Arial" w:eastAsia="Arial" w:hAnsi="Arial"/>
+                <w:b w:val="false"/>
+                <w:bCs w:val="false"/>
+                <w:i/>
+                <w:iCs/>
+                <w:color w:val="555555"/>
+                <w:sz w:val="20"/>
+                <w:szCs w:val="20"/>
+              </w:rPr>
+              <w:t xml:space="preserve">pause and cold-call: “Can someone explain what we just did in their own words?”</w:t>
             </w:r>
           </w:p>
         </w:tc>
@@ -377,9 +651,9 @@
               <w:right w:val="single" w:color="CCCCCC" w:sz="1"/>
             </w:tcBorders>
             <w:tcMar>
-              <w:top w:type="dxa" w:w="60"/>
+              <w:top w:type="dxa" w:w="80"/>
               <w:left w:type="dxa" w:w="120"/>
-              <w:bottom w:type="dxa" w:w="60"/>
+              <w:bottom w:type="dxa" w:w="80"/>
               <w:right w:type="dxa" w:w="120"/>
             </w:tcMar>
           </w:tcPr>
@@ -406,20 +680,90 @@
               <w:right w:val="single" w:color="CCCCCC" w:sz="1"/>
             </w:tcBorders>
             <w:tcMar>
-              <w:top w:type="dxa" w:w="60"/>
+              <w:top w:type="dxa" w:w="80"/>
               <w:left w:type="dxa" w:w="120"/>
-              <w:bottom w:type="dxa" w:w="60"/>
+              <w:bottom w:type="dxa" w:w="80"/>
               <w:right w:type="dxa" w:w="120"/>
             </w:tcMar>
           </w:tcPr>
           <w:p>
-            <w:r>
-              <w:rPr>
-                <w:rFonts w:ascii="Arial" w:cs="Arial" w:eastAsia="Arial" w:hAnsi="Arial"/>
-                <w:sz w:val="20"/>
-                <w:szCs w:val="20"/>
+            <w:pPr>
+              <w:spacing w:after="80" w:before="80"/>
+            </w:pPr>
+            <w:r>
+              <w:rPr>
+                <w:rFonts w:ascii="Arial" w:cs="Arial" w:eastAsia="Arial" w:hAnsi="Arial"/>
+                <w:b/>
+                <w:bCs/>
+                <w:i w:val="false"/>
+                <w:iCs w:val="false"/>
+                <w:color w:val="000000"/>
+                <w:sz w:val="22"/>
+                <w:szCs w:val="22"/>
               </w:rPr>
               <w:t xml:space="preserve">Guided Practice</w:t>
+            </w:r>
+            <w:r>
+              <w:rPr>
+                <w:rFonts w:ascii="Arial" w:cs="Arial" w:eastAsia="Arial" w:hAnsi="Arial"/>
+                <w:sz w:val="20"/>
+                <w:szCs w:val="20"/>
+              </w:rPr>
+              <w:br/>
+              <w:t xml:space="preserve"/>
+            </w:r>
+            <w:r>
+              <w:rPr>
+                <w:rFonts w:ascii="Arial" w:cs="Arial" w:eastAsia="Arial" w:hAnsi="Arial"/>
+                <w:sz w:val="20"/>
+                <w:szCs w:val="20"/>
+              </w:rPr>
+              <w:br/>
+              <w:t xml:space="preserve"/>
+            </w:r>
+            <w:r>
+              <w:rPr>
+                <w:rFonts w:ascii="Arial" w:cs="Arial" w:eastAsia="Arial" w:hAnsi="Arial"/>
+                <w:b w:val="false"/>
+                <w:bCs w:val="false"/>
+                <w:i w:val="false"/>
+                <w:iCs w:val="false"/>
+                <w:color w:val="000000"/>
+                <w:sz w:val="20"/>
+                <w:szCs w:val="20"/>
+              </w:rPr>
+              <w:t xml:space="preserve">Activity 1: Grade Calculator</w:t>
+            </w:r>
+            <w:r>
+              <w:rPr>
+                <w:rFonts w:ascii="Arial" w:cs="Arial" w:eastAsia="Arial" w:hAnsi="Arial"/>
+                <w:sz w:val="20"/>
+                <w:szCs w:val="20"/>
+              </w:rPr>
+              <w:br/>
+              <w:t xml:space="preserve"/>
+            </w:r>
+            <w:r>
+              <w:rPr>
+                <w:rFonts w:ascii="Arial" w:cs="Arial" w:eastAsia="Arial" w:hAnsi="Arial"/>
+                <w:sz w:val="20"/>
+                <w:szCs w:val="20"/>
+              </w:rPr>
+              <w:br/>
+              <w:t xml:space="preserve"/>
+            </w:r>
+            <w:r>
+              <w:rPr>
+                <w:rFonts w:ascii="Arial" w:cs="Arial" w:eastAsia="Arial" w:hAnsi="Arial"/>
+                <w:b w:val="false"/>
+                <w:bCs w:val="false"/>
+                <w:i/>
+                <w:iCs/>
+                <w:color w:val="555555"/>
+                <w:sz w:val="20"/>
+                <w:szCs w:val="20"/>
+              </w:rPr>
+              <w:t xml:space="preserve">→ Teacher models — students try alongside, then compare results.</w:t>
             </w:r>
           </w:p>
         </w:tc>
@@ -435,9 +779,9 @@
               <w:right w:val="single" w:color="CCCCCC" w:sz="1"/>
             </w:tcBorders>
             <w:tcMar>
-              <w:top w:type="dxa" w:w="60"/>
+              <w:top w:type="dxa" w:w="80"/>
               <w:left w:type="dxa" w:w="120"/>
-              <w:bottom w:type="dxa" w:w="60"/>
+              <w:bottom w:type="dxa" w:w="80"/>
               <w:right w:type="dxa" w:w="120"/>
             </w:tcMar>
           </w:tcPr>
@@ -450,7 +794,7 @@
                 <w:sz w:val="20"/>
                 <w:szCs w:val="20"/>
               </w:rPr>
-              <w:t xml:space="preserve">15-20 min</w:t>
+              <w:t xml:space="preserve">15–20 min</w:t>
             </w:r>
           </w:p>
         </w:tc>
@@ -464,20 +808,164 @@
               <w:right w:val="single" w:color="CCCCCC" w:sz="1"/>
             </w:tcBorders>
             <w:tcMar>
-              <w:top w:type="dxa" w:w="60"/>
+              <w:top w:type="dxa" w:w="80"/>
               <w:left w:type="dxa" w:w="120"/>
-              <w:bottom w:type="dxa" w:w="60"/>
+              <w:bottom w:type="dxa" w:w="80"/>
               <w:right w:type="dxa" w:w="120"/>
             </w:tcMar>
           </w:tcPr>
           <w:p>
-            <w:r>
-              <w:rPr>
-                <w:rFonts w:ascii="Arial" w:cs="Arial" w:eastAsia="Arial" w:hAnsi="Arial"/>
-                <w:sz w:val="20"/>
-                <w:szCs w:val="20"/>
+            <w:pPr>
+              <w:spacing w:after="80" w:before="80"/>
+            </w:pPr>
+            <w:r>
+              <w:rPr>
+                <w:rFonts w:ascii="Arial" w:cs="Arial" w:eastAsia="Arial" w:hAnsi="Arial"/>
+                <w:b/>
+                <w:bCs/>
+                <w:i w:val="false"/>
+                <w:iCs w:val="false"/>
+                <w:color w:val="000000"/>
+                <w:sz w:val="22"/>
+                <w:szCs w:val="22"/>
               </w:rPr>
               <w:t xml:space="preserve">Independent Practice / Code Along</w:t>
+            </w:r>
+            <w:r>
+              <w:rPr>
+                <w:rFonts w:ascii="Arial" w:cs="Arial" w:eastAsia="Arial" w:hAnsi="Arial"/>
+                <w:sz w:val="20"/>
+                <w:szCs w:val="20"/>
+              </w:rPr>
+              <w:br/>
+              <w:t xml:space="preserve"/>
+            </w:r>
+            <w:r>
+              <w:rPr>
+                <w:rFonts w:ascii="Arial" w:cs="Arial" w:eastAsia="Arial" w:hAnsi="Arial"/>
+                <w:b/>
+                <w:bCs/>
+                <w:i w:val="false"/>
+                <w:iCs w:val="false"/>
+                <w:color w:val="000000"/>
+                <w:sz w:val="20"/>
+                <w:szCs w:val="20"/>
+              </w:rPr>
+              <w:t xml:space="preserve">    Beginner: </w:t>
+            </w:r>
+            <w:r>
+              <w:rPr>
+                <w:rFonts w:ascii="Arial" w:cs="Arial" w:eastAsia="Arial" w:hAnsi="Arial"/>
+                <w:b w:val="false"/>
+                <w:bCs w:val="false"/>
+                <w:i w:val="false"/>
+                <w:iCs w:val="false"/>
+                <w:color w:val="000000"/>
+                <w:sz w:val="20"/>
+                <w:szCs w:val="20"/>
+              </w:rPr>
+              <w:t xml:space="preserve">: Use inequalities: &lt; 32, 32 &lt;= temp &lt;= 60, etc. -</w:t>
+            </w:r>
+            <w:r>
+              <w:rPr>
+                <w:rFonts w:ascii="Arial" w:cs="Arial" w:eastAsia="Arial" w:hAnsi="Arial"/>
+                <w:sz w:val="20"/>
+                <w:szCs w:val="20"/>
+              </w:rPr>
+              <w:br/>
+              <w:t xml:space="preserve"/>
+            </w:r>
+            <w:r>
+              <w:rPr>
+                <w:rFonts w:ascii="Arial" w:cs="Arial" w:eastAsia="Arial" w:hAnsi="Arial"/>
+                <w:b/>
+                <w:bCs/>
+                <w:i w:val="false"/>
+                <w:iCs w:val="false"/>
+                <w:color w:val="000000"/>
+                <w:sz w:val="20"/>
+                <w:szCs w:val="20"/>
+              </w:rPr>
+              <w:t xml:space="preserve">    Intermediate: </w:t>
+            </w:r>
+            <w:r>
+              <w:rPr>
+                <w:rFonts w:ascii="Arial" w:cs="Arial" w:eastAsia="Arial" w:hAnsi="Arial"/>
+                <w:b w:val="false"/>
+                <w:bCs w:val="false"/>
+                <w:i w:val="false"/>
+                <w:iCs w:val="false"/>
+                <w:color w:val="000000"/>
+                <w:sz w:val="20"/>
+                <w:szCs w:val="20"/>
+              </w:rPr>
+              <w:t xml:space="preserve">: Check item count ranges -</w:t>
+            </w:r>
+            <w:r>
+              <w:rPr>
+                <w:rFonts w:ascii="Arial" w:cs="Arial" w:eastAsia="Arial" w:hAnsi="Arial"/>
+                <w:sz w:val="20"/>
+                <w:szCs w:val="20"/>
+              </w:rPr>
+              <w:br/>
+              <w:t xml:space="preserve"/>
+            </w:r>
+            <w:r>
+              <w:rPr>
+                <w:rFonts w:ascii="Arial" w:cs="Arial" w:eastAsia="Arial" w:hAnsi="Arial"/>
+                <w:b/>
+                <w:bCs/>
+                <w:i w:val="false"/>
+                <w:iCs w:val="false"/>
+                <w:color w:val="000000"/>
+                <w:sz w:val="20"/>
+                <w:szCs w:val="20"/>
+              </w:rPr>
+              <w:t xml:space="preserve">    Challenge: </w:t>
+            </w:r>
+            <w:r>
+              <w:rPr>
+                <w:rFonts w:ascii="Arial" w:cs="Arial" w:eastAsia="Arial" w:hAnsi="Arial"/>
+                <w:b w:val="false"/>
+                <w:bCs w:val="false"/>
+                <w:i w:val="false"/>
+                <w:iCs w:val="false"/>
+                <w:color w:val="000000"/>
+                <w:sz w:val="20"/>
+                <w:szCs w:val="20"/>
+              </w:rPr>
+              <w:t xml:space="preserve">: Combine two if/elif chains; multiply by (1 - discount) --- ## Sample Answers ### Problem 1 Example ### Problem 2 Example ### Problem 3 Exa…</w:t>
+            </w:r>
+            <w:r>
+              <w:rPr>
+                <w:rFonts w:ascii="Arial" w:cs="Arial" w:eastAsia="Arial" w:hAnsi="Arial"/>
+                <w:sz w:val="20"/>
+                <w:szCs w:val="20"/>
+              </w:rPr>
+              <w:br/>
+              <w:t xml:space="preserve"/>
+            </w:r>
+            <w:r>
+              <w:rPr>
+                <w:rFonts w:ascii="Arial" w:cs="Arial" w:eastAsia="Arial" w:hAnsi="Arial"/>
+                <w:sz w:val="20"/>
+                <w:szCs w:val="20"/>
+              </w:rPr>
+              <w:br/>
+              <w:t xml:space="preserve"/>
+            </w:r>
+            <w:r>
+              <w:rPr>
+                <w:rFonts w:ascii="Arial" w:cs="Arial" w:eastAsia="Arial" w:hAnsi="Arial"/>
+                <w:b w:val="false"/>
+                <w:bCs w:val="false"/>
+                <w:i/>
+                <w:iCs/>
+                <w:color w:val="555555"/>
+                <w:sz w:val="20"/>
+                <w:szCs w:val="20"/>
+              </w:rPr>
+              <w:t xml:space="preserve">→ Teacher circulates — offer hints, check for understanding.</w:t>
             </w:r>
           </w:p>
         </w:tc>
@@ -493,9 +981,9 @@
               <w:right w:val="single" w:color="CCCCCC" w:sz="1"/>
             </w:tcBorders>
             <w:tcMar>
-              <w:top w:type="dxa" w:w="60"/>
+              <w:top w:type="dxa" w:w="80"/>
               <w:left w:type="dxa" w:w="120"/>
-              <w:bottom w:type="dxa" w:w="60"/>
+              <w:bottom w:type="dxa" w:w="80"/>
               <w:right w:type="dxa" w:w="120"/>
             </w:tcMar>
           </w:tcPr>
@@ -522,20 +1010,90 @@
               <w:right w:val="single" w:color="CCCCCC" w:sz="1"/>
             </w:tcBorders>
             <w:tcMar>
-              <w:top w:type="dxa" w:w="60"/>
+              <w:top w:type="dxa" w:w="80"/>
               <w:left w:type="dxa" w:w="120"/>
-              <w:bottom w:type="dxa" w:w="60"/>
+              <w:bottom w:type="dxa" w:w="80"/>
               <w:right w:type="dxa" w:w="120"/>
             </w:tcMar>
           </w:tcPr>
           <w:p>
-            <w:r>
-              <w:rPr>
-                <w:rFonts w:ascii="Arial" w:cs="Arial" w:eastAsia="Arial" w:hAnsi="Arial"/>
-                <w:sz w:val="20"/>
-                <w:szCs w:val="20"/>
+            <w:pPr>
+              <w:spacing w:after="80" w:before="80"/>
+            </w:pPr>
+            <w:r>
+              <w:rPr>
+                <w:rFonts w:ascii="Arial" w:cs="Arial" w:eastAsia="Arial" w:hAnsi="Arial"/>
+                <w:b/>
+                <w:bCs/>
+                <w:i w:val="false"/>
+                <w:iCs w:val="false"/>
+                <w:color w:val="000000"/>
+                <w:sz w:val="22"/>
+                <w:szCs w:val="22"/>
               </w:rPr>
               <w:t xml:space="preserve">Exit Ticket / Wrap-Up</w:t>
+            </w:r>
+            <w:r>
+              <w:rPr>
+                <w:rFonts w:ascii="Arial" w:cs="Arial" w:eastAsia="Arial" w:hAnsi="Arial"/>
+                <w:sz w:val="20"/>
+                <w:szCs w:val="20"/>
+              </w:rPr>
+              <w:br/>
+              <w:t xml:space="preserve"/>
+            </w:r>
+            <w:r>
+              <w:rPr>
+                <w:rFonts w:ascii="Arial" w:cs="Arial" w:eastAsia="Arial" w:hAnsi="Arial"/>
+                <w:sz w:val="20"/>
+                <w:szCs w:val="20"/>
+              </w:rPr>
+              <w:br/>
+              <w:t xml:space="preserve"/>
+            </w:r>
+            <w:r>
+              <w:rPr>
+                <w:rFonts w:ascii="Arial" w:cs="Arial" w:eastAsia="Arial" w:hAnsi="Arial"/>
+                <w:b w:val="false"/>
+                <w:bCs w:val="false"/>
+                <w:i w:val="false"/>
+                <w:iCs w:val="false"/>
+                <w:color w:val="000000"/>
+                <w:sz w:val="20"/>
+                <w:szCs w:val="20"/>
+              </w:rPr>
+              <w:t xml:space="preserve">Quick Check: Apply if/elif/else patterns to real-world problems like grade calculators and menu systems?</w:t>
+            </w:r>
+            <w:r>
+              <w:rPr>
+                <w:rFonts w:ascii="Arial" w:cs="Arial" w:eastAsia="Arial" w:hAnsi="Arial"/>
+                <w:sz w:val="20"/>
+                <w:szCs w:val="20"/>
+              </w:rPr>
+              <w:br/>
+              <w:t xml:space="preserve"/>
+            </w:r>
+            <w:r>
+              <w:rPr>
+                <w:rFonts w:ascii="Arial" w:cs="Arial" w:eastAsia="Arial" w:hAnsi="Arial"/>
+                <w:sz w:val="20"/>
+                <w:szCs w:val="20"/>
+              </w:rPr>
+              <w:br/>
+              <w:t xml:space="preserve"/>
+            </w:r>
+            <w:r>
+              <w:rPr>
+                <w:rFonts w:ascii="Arial" w:cs="Arial" w:eastAsia="Arial" w:hAnsi="Arial"/>
+                <w:b w:val="false"/>
+                <w:bCs w:val="false"/>
+                <w:i/>
+                <w:iCs/>
+                <w:color w:val="555555"/>
+                <w:sz w:val="20"/>
+                <w:szCs w:val="20"/>
+              </w:rPr>
+              <w:t xml:space="preserve">→ 3–2–1: Name 3 things learned, 2 new vocab words, 1 question you still have.</w:t>
             </w:r>
           </w:p>
         </w:tc>
@@ -608,19 +1166,6 @@
                 <w:sz w:val="18"/>
                 <w:szCs w:val="18"/>
               </w:rPr>
-              <w:t xml:space="preserve"># Get score and calculate grade</w:t>
-            </w:r>
-          </w:p>
-          <w:p>
-            <w:pPr>
-              <w:spacing w:after="20"/>
-            </w:pPr>
-            <w:r>
-              <w:rPr>
-                <w:rFonts w:ascii="Courier New" w:cs="Courier New" w:eastAsia="Courier New" w:hAnsi="Courier New"/>
-                <w:sz w:val="18"/>
-                <w:szCs w:val="18"/>
-              </w:rPr>
               <w:t xml:space="preserve">score = int(input("Enter score (0-100): "))</w:t>
             </w:r>
           </w:p>
@@ -790,7 +1335,7 @@
                 <w:sz w:val="18"/>
                 <w:szCs w:val="18"/>
               </w:rPr>
-              <w:t xml:space="preserve"># Calculate GPA</w:t>
+              <w:t xml:space="preserve"> </w:t>
             </w:r>
           </w:p>
           <w:p>
@@ -1000,19 +1545,6 @@
                 <w:sz w:val="18"/>
                 <w:szCs w:val="18"/>
               </w:rPr>
-              <w:t xml:space="preserve"># Simple menu</w:t>
-            </w:r>
-          </w:p>
-          <w:p>
-            <w:pPr>
-              <w:spacing w:after="20"/>
-            </w:pPr>
-            <w:r>
-              <w:rPr>
-                <w:rFonts w:ascii="Courier New" w:cs="Courier New" w:eastAsia="Courier New" w:hAnsi="Courier New"/>
-                <w:sz w:val="18"/>
-                <w:szCs w:val="18"/>
-              </w:rPr>
               <w:t xml:space="preserve">print("=== Game Menu ===")</w:t>
             </w:r>
           </w:p>
@@ -1288,19 +1820,6 @@
                 <w:sz w:val="18"/>
                 <w:szCs w:val="18"/>
               </w:rPr>
-              <w:t xml:space="preserve"># BMI (Body Mass Index) classifier</w:t>
-            </w:r>
-          </w:p>
-          <w:p>
-            <w:pPr>
-              <w:spacing w:after="20"/>
-            </w:pPr>
-            <w:r>
-              <w:rPr>
-                <w:rFonts w:ascii="Courier New" w:cs="Courier New" w:eastAsia="Courier New" w:hAnsi="Courier New"/>
-                <w:sz w:val="18"/>
-                <w:szCs w:val="18"/>
-              </w:rPr>
               <w:t xml:space="preserve">weight = float(input("Weight (lbs): "))</w:t>
             </w:r>
           </w:p>
@@ -1576,7 +2095,7 @@
                 <w:sz w:val="18"/>
                 <w:szCs w:val="18"/>
               </w:rPr>
-              <w:t xml:space="preserve"># Calculate grade</w:t>
+              <w:t xml:space="preserve"> </w:t>
             </w:r>
           </w:p>
           <w:p>
@@ -2087,7 +2606,7 @@
                 <w:sz w:val="18"/>
                 <w:szCs w:val="18"/>
               </w:rPr>
-              <w:t xml:space="preserve"># Calculate discount</w:t>
+              <w:t xml:space="preserve"> </w:t>
             </w:r>
           </w:p>
           <w:p>
@@ -2388,7 +2907,7 @@
                 <w:sz w:val="18"/>
                 <w:szCs w:val="18"/>
               </w:rPr>
-              <w:t xml:space="preserve"># Determine base price</w:t>
+              <w:t xml:space="preserve"> </w:t>
             </w:r>
           </w:p>
           <w:p>
@@ -2518,7 +3037,7 @@
                 <w:sz w:val="18"/>
                 <w:szCs w:val="18"/>
               </w:rPr>
-              <w:t xml:space="preserve"># Apply weekday discount</w:t>
+              <w:t xml:space="preserve"> </w:t>
             </w:r>
           </w:p>
           <w:p>

--- a/Coding 1 - year/Unit 3 - Conditionals/Daily Lesson Plans/Word/Day 54.docx
+++ b/Coding 1 - year/Unit 3 - Conditionals/Daily Lesson Plans/Word/Day 54.docx
@@ -380,7 +380,7 @@
                 <w:sz w:val="20"/>
                 <w:szCs w:val="20"/>
               </w:rPr>
-              <w:t xml:space="preserve">    What do you already know about how to apply if/elif/else patterns to real-world problems like grade calculators and menu systems?</w:t>
+              <w:t xml:space="preserve">    Have you ever used if/elif/else patterns before? Where might if/elif/else patterns be useful in a real program?</w:t>
             </w:r>
             <w:r>
               <w:rPr>
@@ -411,7 +411,7 @@
                 <w:sz w:val="20"/>
                 <w:szCs w:val="20"/>
               </w:rPr>
-              <w:t xml:space="preserve">Today's Goal: By the end of class you will be able to apply if/elif/else patterns to real-world problems like grade calculators and menu systems.</w:t>
+              <w:t xml:space="preserve">Today’s Goal: By the end of class you will be able to apply if/elif/else patterns to real-world problems like grade calculators and menu systems.</w:t>
             </w:r>
             <w:r>
               <w:rPr>
@@ -1062,7 +1062,7 @@
                 <w:sz w:val="20"/>
                 <w:szCs w:val="20"/>
               </w:rPr>
-              <w:t xml:space="preserve">Quick Check: Apply if/elif/else patterns to real-world problems like grade calculators and menu systems?</w:t>
+              <w:t xml:space="preserve">Write the key syntax or steps for using if/elif/else patterns. What's one mistake beginners commonly make?</w:t>
             </w:r>
             <w:r>
               <w:rPr>

--- a/Coding 1 - year/Unit 3 - Conditionals/Daily Lesson Plans/Word/Day 54.docx
+++ b/Coding 1 - year/Unit 3 - Conditionals/Daily Lesson Plans/Word/Day 54.docx
@@ -579,6 +579,222 @@
             <w:r>
               <w:rPr>
                 <w:rFonts w:ascii="Arial" w:cs="Arial" w:eastAsia="Arial" w:hAnsi="Arial"/>
+                <w:b w:val="false"/>
+                <w:bCs w:val="false"/>
+                <w:i w:val="false"/>
+                <w:iCs w:val="false"/>
+                <w:color w:val="000000"/>
+                <w:sz w:val="20"/>
+                <w:szCs w:val="20"/>
+              </w:rPr>
+              <w:t xml:space="preserve">1. Boolean expressions (True/False)</w:t>
+            </w:r>
+            <w:r>
+              <w:rPr>
+                <w:rFonts w:ascii="Arial" w:cs="Arial" w:eastAsia="Arial" w:hAnsi="Arial"/>
+                <w:sz w:val="20"/>
+                <w:szCs w:val="20"/>
+              </w:rPr>
+              <w:br/>
+              <w:t xml:space="preserve"/>
+            </w:r>
+            <w:r>
+              <w:rPr>
+                <w:rFonts w:ascii="Arial" w:cs="Arial" w:eastAsia="Arial" w:hAnsi="Arial"/>
+                <w:b w:val="false"/>
+                <w:bCs w:val="false"/>
+                <w:i w:val="false"/>
+                <w:iCs w:val="false"/>
+                <w:color w:val="000000"/>
+                <w:sz w:val="20"/>
+                <w:szCs w:val="20"/>
+              </w:rPr>
+              <w:t xml:space="preserve">2. Comparison operators (==, !=, &lt;, &gt;, &lt;=, &gt;=)</w:t>
+            </w:r>
+            <w:r>
+              <w:rPr>
+                <w:rFonts w:ascii="Arial" w:cs="Arial" w:eastAsia="Arial" w:hAnsi="Arial"/>
+                <w:sz w:val="20"/>
+                <w:szCs w:val="20"/>
+              </w:rPr>
+              <w:br/>
+              <w:t xml:space="preserve"/>
+            </w:r>
+            <w:r>
+              <w:rPr>
+                <w:rFonts w:ascii="Arial" w:cs="Arial" w:eastAsia="Arial" w:hAnsi="Arial"/>
+                <w:sz w:val="20"/>
+                <w:szCs w:val="20"/>
+              </w:rPr>
+              <w:br/>
+              <w:t xml:space="preserve"/>
+            </w:r>
+            <w:r>
+              <w:rPr>
+                <w:rFonts w:ascii="Arial" w:cs="Arial" w:eastAsia="Arial" w:hAnsi="Arial"/>
+                <w:b/>
+                <w:bCs/>
+                <w:i w:val="false"/>
+                <w:iCs w:val="false"/>
+                <w:color w:val="000000"/>
+                <w:sz w:val="20"/>
+                <w:szCs w:val="20"/>
+              </w:rPr>
+              <w:t xml:space="preserve">Key Concepts:</w:t>
+            </w:r>
+            <w:r>
+              <w:rPr>
+                <w:rFonts w:ascii="Arial" w:cs="Arial" w:eastAsia="Arial" w:hAnsi="Arial"/>
+                <w:sz w:val="20"/>
+                <w:szCs w:val="20"/>
+              </w:rPr>
+              <w:br/>
+              <w:t xml:space="preserve"/>
+            </w:r>
+            <w:r>
+              <w:rPr>
+                <w:rFonts w:ascii="Arial" w:cs="Arial" w:eastAsia="Arial" w:hAnsi="Arial"/>
+                <w:b w:val="false"/>
+                <w:bCs w:val="false"/>
+                <w:i w:val="false"/>
+                <w:iCs w:val="false"/>
+                <w:color w:val="000000"/>
+                <w:sz w:val="20"/>
+                <w:szCs w:val="20"/>
+              </w:rPr>
+              <w:t xml:space="preserve">    • Boolean expressions (True/False)</w:t>
+            </w:r>
+            <w:r>
+              <w:rPr>
+                <w:rFonts w:ascii="Arial" w:cs="Arial" w:eastAsia="Arial" w:hAnsi="Arial"/>
+                <w:sz w:val="20"/>
+                <w:szCs w:val="20"/>
+              </w:rPr>
+              <w:br/>
+              <w:t xml:space="preserve"/>
+            </w:r>
+            <w:r>
+              <w:rPr>
+                <w:rFonts w:ascii="Arial" w:cs="Arial" w:eastAsia="Arial" w:hAnsi="Arial"/>
+                <w:b w:val="false"/>
+                <w:bCs w:val="false"/>
+                <w:i w:val="false"/>
+                <w:iCs w:val="false"/>
+                <w:color w:val="000000"/>
+                <w:sz w:val="20"/>
+                <w:szCs w:val="20"/>
+              </w:rPr>
+              <w:t xml:space="preserve">    • Comparison operators (==, !=, &lt;, &gt;, &lt;=, &gt;=)</w:t>
+            </w:r>
+            <w:r>
+              <w:rPr>
+                <w:rFonts w:ascii="Arial" w:cs="Arial" w:eastAsia="Arial" w:hAnsi="Arial"/>
+                <w:sz w:val="20"/>
+                <w:szCs w:val="20"/>
+              </w:rPr>
+              <w:br/>
+              <w:t xml:space="preserve"/>
+            </w:r>
+            <w:r>
+              <w:rPr>
+                <w:rFonts w:ascii="Arial" w:cs="Arial" w:eastAsia="Arial" w:hAnsi="Arial"/>
+                <w:b w:val="false"/>
+                <w:bCs w:val="false"/>
+                <w:i w:val="false"/>
+                <w:iCs w:val="false"/>
+                <w:color w:val="000000"/>
+                <w:sz w:val="20"/>
+                <w:szCs w:val="20"/>
+              </w:rPr>
+              <w:t xml:space="preserve">    • Logical operators (and, or, not)</w:t>
+            </w:r>
+            <w:r>
+              <w:rPr>
+                <w:rFonts w:ascii="Arial" w:cs="Arial" w:eastAsia="Arial" w:hAnsi="Arial"/>
+                <w:sz w:val="20"/>
+                <w:szCs w:val="20"/>
+              </w:rPr>
+              <w:br/>
+              <w:t xml:space="preserve"/>
+            </w:r>
+            <w:r>
+              <w:rPr>
+                <w:rFonts w:ascii="Arial" w:cs="Arial" w:eastAsia="Arial" w:hAnsi="Arial"/>
+                <w:b w:val="false"/>
+                <w:bCs w:val="false"/>
+                <w:i w:val="false"/>
+                <w:iCs w:val="false"/>
+                <w:color w:val="000000"/>
+                <w:sz w:val="20"/>
+                <w:szCs w:val="20"/>
+              </w:rPr>
+              <w:t xml:space="preserve">    • if statements (single condition)</w:t>
+            </w:r>
+            <w:r>
+              <w:rPr>
+                <w:rFonts w:ascii="Arial" w:cs="Arial" w:eastAsia="Arial" w:hAnsi="Arial"/>
+                <w:sz w:val="20"/>
+                <w:szCs w:val="20"/>
+              </w:rPr>
+              <w:br/>
+              <w:t xml:space="preserve"/>
+            </w:r>
+            <w:r>
+              <w:rPr>
+                <w:rFonts w:ascii="Arial" w:cs="Arial" w:eastAsia="Arial" w:hAnsi="Arial"/>
+                <w:b w:val="false"/>
+                <w:bCs w:val="false"/>
+                <w:i w:val="false"/>
+                <w:iCs w:val="false"/>
+                <w:color w:val="000000"/>
+                <w:sz w:val="20"/>
+                <w:szCs w:val="20"/>
+              </w:rPr>
+              <w:t xml:space="preserve">    • if/else (two paths)</w:t>
+            </w:r>
+            <w:r>
+              <w:rPr>
+                <w:rFonts w:ascii="Arial" w:cs="Arial" w:eastAsia="Arial" w:hAnsi="Arial"/>
+                <w:sz w:val="20"/>
+                <w:szCs w:val="20"/>
+              </w:rPr>
+              <w:br/>
+              <w:t xml:space="preserve"/>
+            </w:r>
+            <w:r>
+              <w:rPr>
+                <w:rFonts w:ascii="Arial" w:cs="Arial" w:eastAsia="Arial" w:hAnsi="Arial"/>
+                <w:b w:val="false"/>
+                <w:bCs w:val="false"/>
+                <w:i w:val="false"/>
+                <w:iCs w:val="false"/>
+                <w:color w:val="000000"/>
+                <w:sz w:val="20"/>
+                <w:szCs w:val="20"/>
+              </w:rPr>
+              <w:t xml:space="preserve">    • if/elif/else (multiple paths)</w:t>
+            </w:r>
+            <w:r>
+              <w:rPr>
+                <w:rFonts w:ascii="Arial" w:cs="Arial" w:eastAsia="Arial" w:hAnsi="Arial"/>
+                <w:sz w:val="20"/>
+                <w:szCs w:val="20"/>
+              </w:rPr>
+              <w:br/>
+              <w:t xml:space="preserve"/>
+            </w:r>
+            <w:r>
+              <w:rPr>
+                <w:rFonts w:ascii="Arial" w:cs="Arial" w:eastAsia="Arial" w:hAnsi="Arial"/>
+                <w:sz w:val="20"/>
+                <w:szCs w:val="20"/>
+              </w:rPr>
+              <w:br/>
+              <w:t xml:space="preserve"/>
+            </w:r>
+            <w:r>
+              <w:rPr>
+                <w:rFonts w:ascii="Arial" w:cs="Arial" w:eastAsia="Arial" w:hAnsi="Arial"/>
                 <w:b/>
                 <w:bCs/>
                 <w:i/>
@@ -864,7 +1080,7 @@
                 <w:sz w:val="20"/>
                 <w:szCs w:val="20"/>
               </w:rPr>
-              <w:t xml:space="preserve">: Use inequalities: &lt; 32, 32 &lt;= temp &lt;= 60, etc. -</w:t>
+              <w:t xml:space="preserve">Create a simple temperature classifier:</w:t>
             </w:r>
             <w:r>
               <w:rPr>
@@ -899,7 +1115,7 @@
                 <w:sz w:val="20"/>
                 <w:szCs w:val="20"/>
               </w:rPr>
-              <w:t xml:space="preserve">: Check item count ranges -</w:t>
+              <w:t xml:space="preserve">0-4 items: 0% discount</w:t>
             </w:r>
             <w:r>
               <w:rPr>
@@ -934,7 +1150,7 @@
                 <w:sz w:val="20"/>
                 <w:szCs w:val="20"/>
               </w:rPr>
-              <w:t xml:space="preserve">: Combine two if/elif chains; multiply by (1 - discount) --- ## Sample Answers ### Problem 1 Example ### Problem 2 Example ### Problem 3 Exa…</w:t>
+              <w:t xml:space="preserve">5-9 items: 5% discount</w:t>
             </w:r>
             <w:r>
               <w:rPr>
@@ -1102,6 +1318,134 @@
     <w:p>
       <w:pPr>
         <w:spacing w:after="200"/>
+      </w:pPr>
+    </w:p>
+    <w:p>
+      <w:pPr>
+        <w:pBdr>
+          <w:bottom w:val="single" w:color="2B5797" w:sz="4" w:space="4"/>
+        </w:pBdr>
+        <w:spacing w:after="100" w:before="120"/>
+      </w:pPr>
+      <w:r>
+        <w:rPr>
+          <w:rFonts w:ascii="Arial" w:cs="Arial" w:eastAsia="Arial" w:hAnsi="Arial"/>
+          <w:b/>
+          <w:bCs/>
+          <w:color w:val="2B5797"/>
+          <w:sz w:val="24"/>
+          <w:szCs w:val="24"/>
+        </w:rPr>
+        <w:t xml:space="preserve">Key Concepts</w:t>
+      </w:r>
+    </w:p>
+    <w:p>
+      <w:pPr>
+        <w:spacing w:after="60"/>
+      </w:pPr>
+      <w:r>
+        <w:rPr>
+          <w:rFonts w:ascii="Arial" w:cs="Arial" w:eastAsia="Arial" w:hAnsi="Arial"/>
+          <w:sz w:val="20"/>
+          <w:szCs w:val="20"/>
+        </w:rPr>
+        <w:t xml:space="preserve">You now know:</w:t>
+      </w:r>
+    </w:p>
+    <w:p>
+      <w:pPr>
+        <w:spacing w:after="60"/>
+      </w:pPr>
+      <w:r>
+        <w:rPr>
+          <w:rFonts w:ascii="Arial" w:cs="Arial" w:eastAsia="Arial" w:hAnsi="Arial"/>
+          <w:sz w:val="20"/>
+          <w:szCs w:val="20"/>
+        </w:rPr>
+        <w:t xml:space="preserve">1. Boolean expressions (True/False)</w:t>
+      </w:r>
+    </w:p>
+    <w:p>
+      <w:pPr>
+        <w:spacing w:after="60"/>
+      </w:pPr>
+      <w:r>
+        <w:rPr>
+          <w:rFonts w:ascii="Arial" w:cs="Arial" w:eastAsia="Arial" w:hAnsi="Arial"/>
+          <w:sz w:val="20"/>
+          <w:szCs w:val="20"/>
+        </w:rPr>
+        <w:t xml:space="preserve">2. Comparison operators (==, !=, &lt;, &gt;, &lt;=, &gt;=)</w:t>
+      </w:r>
+    </w:p>
+    <w:p>
+      <w:pPr>
+        <w:spacing w:after="60"/>
+      </w:pPr>
+      <w:r>
+        <w:rPr>
+          <w:rFonts w:ascii="Arial" w:cs="Arial" w:eastAsia="Arial" w:hAnsi="Arial"/>
+          <w:sz w:val="20"/>
+          <w:szCs w:val="20"/>
+        </w:rPr>
+        <w:t xml:space="preserve">3. Logical operators (and, or, not)</w:t>
+      </w:r>
+    </w:p>
+    <w:p>
+      <w:pPr>
+        <w:spacing w:after="60"/>
+      </w:pPr>
+      <w:r>
+        <w:rPr>
+          <w:rFonts w:ascii="Arial" w:cs="Arial" w:eastAsia="Arial" w:hAnsi="Arial"/>
+          <w:sz w:val="20"/>
+          <w:szCs w:val="20"/>
+        </w:rPr>
+        <w:t xml:space="preserve">4. if statements (single condition)</w:t>
+      </w:r>
+    </w:p>
+    <w:p>
+      <w:pPr>
+        <w:spacing w:after="60"/>
+      </w:pPr>
+      <w:r>
+        <w:rPr>
+          <w:rFonts w:ascii="Arial" w:cs="Arial" w:eastAsia="Arial" w:hAnsi="Arial"/>
+          <w:sz w:val="20"/>
+          <w:szCs w:val="20"/>
+        </w:rPr>
+        <w:t xml:space="preserve">5. if/else (two paths)</w:t>
+      </w:r>
+    </w:p>
+    <w:p>
+      <w:pPr>
+        <w:spacing w:after="60"/>
+      </w:pPr>
+      <w:r>
+        <w:rPr>
+          <w:rFonts w:ascii="Arial" w:cs="Arial" w:eastAsia="Arial" w:hAnsi="Arial"/>
+          <w:sz w:val="20"/>
+          <w:szCs w:val="20"/>
+        </w:rPr>
+        <w:t xml:space="preserve">6. if/elif/else (multiple paths)</w:t>
+      </w:r>
+    </w:p>
+    <w:p>
+      <w:pPr>
+        <w:spacing w:after="60"/>
+      </w:pPr>
+      <w:r>
+        <w:rPr>
+          <w:rFonts w:ascii="Arial" w:cs="Arial" w:eastAsia="Arial" w:hAnsi="Arial"/>
+          <w:sz w:val="20"/>
+          <w:szCs w:val="20"/>
+        </w:rPr>
+        <w:t xml:space="preserve">if/elif/else patterns solve real problems. Recognize the pattern: range classification, menu selection, tiered pricing. These are everywhere in software!</w:t>
+      </w:r>
+    </w:p>
+    <w:p>
+      <w:pPr>
+        <w:spacing w:after="160"/>
       </w:pPr>
     </w:p>
     <w:p>
@@ -4079,7 +4423,7 @@
           <w:sz w:val="20"/>
           <w:szCs w:val="20"/>
         </w:rPr>
-        <w:t xml:space="preserve">: Use inequalities: &lt; 32, 32 &lt;= temp &lt;= 60, etc. -</w:t>
+        <w:t xml:space="preserve">Create a simple temperature classifier:</w:t>
       </w:r>
     </w:p>
     <w:p>
@@ -4102,7 +4446,7 @@
           <w:sz w:val="20"/>
           <w:szCs w:val="20"/>
         </w:rPr>
-        <w:t xml:space="preserve">: Check item count ranges -</w:t>
+        <w:t xml:space="preserve">0-4 items: 0% discount</w:t>
       </w:r>
     </w:p>
     <w:p>
@@ -4125,7 +4469,7 @@
           <w:sz w:val="20"/>
           <w:szCs w:val="20"/>
         </w:rPr>
-        <w:t xml:space="preserve">: Combine two if/elif chains; multiply by (1 - discount) --- ## Sample Answers ### Problem 1 Example ### Problem 2 Example ### Problem 3 Example --- ## Key Takeaway if/elif/else patterns solve real problems. Recognize the pattern: range classification, menu selection, tiered pricing. These are every</w:t>
+        <w:t xml:space="preserve">5-9 items: 5% discount</w:t>
       </w:r>
     </w:p>
     <w:p>

--- a/Coding 1 - year/Unit 3 - Conditionals/Daily Lesson Plans/Word/Day 54.docx
+++ b/Coding 1 - year/Unit 3 - Conditionals/Daily Lesson Plans/Word/Day 54.docx
@@ -1080,7 +1080,7 @@
                 <w:sz w:val="20"/>
                 <w:szCs w:val="20"/>
               </w:rPr>
-              <w:t xml:space="preserve">Create a simple temperature classifier:</w:t>
+              <w:t xml:space="preserve">Create a simple temperature classifier: -  90°F: Very Hot ---</w:t>
             </w:r>
             <w:r>
               <w:rPr>
@@ -1115,7 +1115,7 @@
                 <w:sz w:val="20"/>
                 <w:szCs w:val="20"/>
               </w:rPr>
-              <w:t xml:space="preserve">0-4 items: 0% discount</w:t>
+              <w:t xml:space="preserve">Build a discount calculator: - 0-4 items: 0% discount - 5-9 items: 5% discount - 10-19 items: 10% discount - 20+ items: 15% discount ---…</w:t>
             </w:r>
             <w:r>
               <w:rPr>
@@ -1150,7 +1150,7 @@
                 <w:sz w:val="20"/>
                 <w:szCs w:val="20"/>
               </w:rPr>
-              <w:t xml:space="preserve">5-9 items: 5% discount</w:t>
+              <w:t xml:space="preserve">Build a ticket price calculator for a movie theater: - Child (&lt; 13): $6 - Student (13-17): $8 - Adult (18-64): $10 - Senior (65+): $7 Also a…</w:t>
             </w:r>
             <w:r>
               <w:rPr>
@@ -4423,7 +4423,7 @@
           <w:sz w:val="20"/>
           <w:szCs w:val="20"/>
         </w:rPr>
-        <w:t xml:space="preserve">Create a simple temperature classifier:</w:t>
+        <w:t xml:space="preserve">Beginner Create a simple temperature classifier: -  90°F: Very Hot ---</w:t>
       </w:r>
     </w:p>
     <w:p>
@@ -4446,7 +4446,7 @@
           <w:sz w:val="20"/>
           <w:szCs w:val="20"/>
         </w:rPr>
-        <w:t xml:space="preserve">0-4 items: 0% discount</w:t>
+        <w:t xml:space="preserve">Intermediate Build a discount calculator: - 0-4 items: 0% discount - 5-9 items: 5% discount - 10-19 items: 10% discount - 20+ items: 15% discount ---</w:t>
       </w:r>
     </w:p>
     <w:p>
@@ -4469,7 +4469,7 @@
           <w:sz w:val="20"/>
           <w:szCs w:val="20"/>
         </w:rPr>
-        <w:t xml:space="preserve">5-9 items: 5% discount</w:t>
+        <w:t xml:space="preserve">Challenge Build a ticket price calculator for a movie theater: - Child (&lt; 13): $6 - Student (13-17): $8 - Adult (18-64): $10 - Senior (65+): $7 Also apply a weekday discount: - Monday-Thursday: 25% off - Friday-Sunday: 10% off ---</w:t>
       </w:r>
     </w:p>
     <w:p>
